--- a/README.docx
+++ b/README.docx
@@ -155,16 +155,7 @@
         </w:numPr>
       </w:pPr>
       <w:r>
-        <w:t>Install Visual Studio Code</w:t>
-      </w:r>
-      <w:r>
-        <w:t xml:space="preserve"> </w:t>
-      </w:r>
-      <w:r>
-        <w:t>or Install PhpStorm</w:t>
-      </w:r>
-      <w:r>
-        <w:t>.</w:t>
+        <w:t>Install Visual Studio Code or Install PhpStorm.</w:t>
       </w:r>
     </w:p>
     <w:p>
@@ -191,10 +182,7 @@
         </w:numPr>
       </w:pPr>
       <w:r>
-        <w:t xml:space="preserve">Repository: </w:t>
-      </w:r>
-      <w:r>
-        <w:t xml:space="preserve"> </w:t>
+        <w:t xml:space="preserve">Repository:  </w:t>
       </w:r>
       <w:hyperlink r:id="rId6" w:history="1">
         <w:r>
@@ -217,10 +205,7 @@
         </w:numPr>
       </w:pPr>
       <w:r>
-        <w:t>Download</w:t>
-      </w:r>
-      <w:r>
-        <w:t xml:space="preserve"> it as a ZIP archive from GitHub or clone it, then extract it and open the folder in your IDE.</w:t>
+        <w:t>Download it as a ZIP archive from GitHub or clone it, then extract it and open the folder in your IDE.</w:t>
       </w:r>
     </w:p>
     <w:p>
@@ -313,7 +298,10 @@
         </w:numPr>
       </w:pPr>
       <w:r>
-        <w:t xml:space="preserve">Locate the file </w:t>
+        <w:t>Find</w:t>
+      </w:r>
+      <w:r>
+        <w:t xml:space="preserve"> the file </w:t>
       </w:r>
       <w:r>
         <w:rPr>
@@ -664,29 +652,7 @@
           <w:szCs w:val="20"/>
           <w14:ligatures w14:val="none"/>
         </w:rPr>
-        <w:t>"</w:t>
-      </w:r>
-      <w:r>
-        <w:rPr>
-          <w:rFonts w:ascii="Courier New" w:eastAsia="Times New Roman" w:hAnsi="Courier New" w:cs="Courier New"/>
-          <w:color w:val="6AAB73"/>
-          <w:kern w:val="0"/>
-          <w:sz w:val="20"/>
-          <w:szCs w:val="20"/>
-          <w14:ligatures w14:val="none"/>
-        </w:rPr>
-        <w:t>your_password</w:t>
-      </w:r>
-      <w:r>
-        <w:rPr>
-          <w:rFonts w:ascii="Courier New" w:eastAsia="Times New Roman" w:hAnsi="Courier New" w:cs="Courier New"/>
-          <w:color w:val="6AAB73"/>
-          <w:kern w:val="0"/>
-          <w:sz w:val="20"/>
-          <w:szCs w:val="20"/>
-          <w14:ligatures w14:val="none"/>
-        </w:rPr>
-        <w:t>"</w:t>
+        <w:t>"your_password"</w:t>
       </w:r>
       <w:r>
         <w:rPr>
